--- a/az/wisdom-stories/people-who-need-something-from-you.docx
+++ b/az/wisdom-stories/people-who-need-something-from-you.docx
@@ -56,7 +56,7 @@
           <w:color w:val="9A7417"/>
           <w:sz w:val="22"/>
         </w:rPr>
-        <w:t xml:space="preserve">İbrət: </w:t>
+        <w:t>İbrət: Səni yalnız işi düşəndə axtaranlardan incimək əvəzinə, sənə etibar etdikləri üçün gəldiklərini düşün — qəlbin rahat olar.</w:t>
       </w:r>
       <w:r>
         <w:rPr>
@@ -66,7 +66,6 @@
           <w:color w:val="3F3826"/>
           <w:sz w:val="22"/>
         </w:rPr>
-        <w:t>Səni yalnız işi düşəndə axtaranlara incimək əvəzinə, sənə etibar etdikləri üçün gəldiklərini düşün — qəlbin rahat olar.</w:t>
       </w:r>
     </w:p>
     <w:p>
